--- a/이력서.docx
+++ b/이력서.docx
@@ -818,7 +818,7 @@
             <w:pPr>
               <w:pStyle w:val="a3"/>
               <w:rPr>
-                <w:rFonts w:ascii="맑은 고딕" w:eastAsia="맑은 고딕" w:hAnsi="맑은 고딕" w:hint="eastAsia"/>
+                <w:rFonts w:ascii="맑은 고딕" w:eastAsia="맑은 고딕" w:hAnsi="맑은 고딕"/>
               </w:rPr>
             </w:pPr>
             <w:r>
@@ -1010,7 +1010,21 @@
               <w:rPr>
                 <w:rFonts w:ascii="맑은 고딕" w:eastAsia="맑은 고딕" w:hAnsi="맑은 고딕"/>
               </w:rPr>
-              <w:t>수원시 권선구 권선로 436번길 21</w:t>
+              <w:t xml:space="preserve">수원시 권선구 </w:t>
+            </w:r>
+            <w:proofErr w:type="spellStart"/>
+            <w:r>
+              <w:rPr>
+                <w:rFonts w:ascii="맑은 고딕" w:eastAsia="맑은 고딕" w:hAnsi="맑은 고딕"/>
+              </w:rPr>
+              <w:t>권선로</w:t>
+            </w:r>
+            <w:proofErr w:type="spellEnd"/>
+            <w:r>
+              <w:rPr>
+                <w:rFonts w:ascii="맑은 고딕" w:eastAsia="맑은 고딕" w:hAnsi="맑은 고딕"/>
+              </w:rPr>
+              <w:t xml:space="preserve"> 436번길 21</w:t>
             </w:r>
           </w:p>
         </w:tc>
@@ -1062,9 +1076,14 @@
                 <w:rFonts w:ascii="맑은 고딕" w:eastAsia="맑은 고딕" w:hAnsi="맑은 고딕"/>
               </w:rPr>
             </w:pPr>
-            <w:r>
-              <w:t>kr-hs.github.io/Fullstack-Study-241204-250625/</w:t>
-            </w:r>
+            <w:hyperlink r:id="rId6" w:history="1">
+              <w:r>
+                <w:rPr>
+                  <w:rStyle w:val="ab"/>
+                </w:rPr>
+                <w:t>https://kr-hs.github.io/Fullstack-Study/</w:t>
+              </w:r>
+            </w:hyperlink>
           </w:p>
         </w:tc>
         <w:tc>
@@ -1548,7 +1567,7 @@
               </w:numPr>
               <w:ind w:firstLine="0"/>
               <w:rPr>
-                <w:rFonts w:ascii="맑은 고딕" w:eastAsia="맑은 고딕" w:hAnsi="맑은 고딕" w:hint="eastAsia"/>
+                <w:rFonts w:ascii="맑은 고딕" w:eastAsia="맑은 고딕" w:hAnsi="맑은 고딕"/>
               </w:rPr>
             </w:pPr>
             <w:r>
@@ -2235,7 +2254,63 @@
               <w:rPr>
                 <w:rFonts w:ascii="맑은 고딕" w:eastAsia="맑은 고딕" w:hAnsi="맑은 고딕"/>
               </w:rPr>
-              <w:t>클라우드 데브옵스 프론트엔드*백엔드 자바 풀스택 개발자 취업캠프</w:t>
+              <w:t xml:space="preserve">클라우드 </w:t>
+            </w:r>
+            <w:proofErr w:type="spellStart"/>
+            <w:r>
+              <w:rPr>
+                <w:rFonts w:ascii="맑은 고딕" w:eastAsia="맑은 고딕" w:hAnsi="맑은 고딕"/>
+              </w:rPr>
+              <w:t>데브옵스</w:t>
+            </w:r>
+            <w:proofErr w:type="spellEnd"/>
+            <w:r>
+              <w:rPr>
+                <w:rFonts w:ascii="맑은 고딕" w:eastAsia="맑은 고딕" w:hAnsi="맑은 고딕"/>
+              </w:rPr>
+              <w:t xml:space="preserve"> </w:t>
+            </w:r>
+            <w:proofErr w:type="spellStart"/>
+            <w:r>
+              <w:rPr>
+                <w:rFonts w:ascii="맑은 고딕" w:eastAsia="맑은 고딕" w:hAnsi="맑은 고딕"/>
+              </w:rPr>
+              <w:t>프론트엔드</w:t>
+            </w:r>
+            <w:proofErr w:type="spellEnd"/>
+            <w:r>
+              <w:rPr>
+                <w:rFonts w:ascii="맑은 고딕" w:eastAsia="맑은 고딕" w:hAnsi="맑은 고딕"/>
+              </w:rPr>
+              <w:t>*</w:t>
+            </w:r>
+            <w:proofErr w:type="spellStart"/>
+            <w:r>
+              <w:rPr>
+                <w:rFonts w:ascii="맑은 고딕" w:eastAsia="맑은 고딕" w:hAnsi="맑은 고딕"/>
+              </w:rPr>
+              <w:t>백엔드</w:t>
+            </w:r>
+            <w:proofErr w:type="spellEnd"/>
+            <w:r>
+              <w:rPr>
+                <w:rFonts w:ascii="맑은 고딕" w:eastAsia="맑은 고딕" w:hAnsi="맑은 고딕"/>
+              </w:rPr>
+              <w:t xml:space="preserve"> 자바 </w:t>
+            </w:r>
+            <w:proofErr w:type="spellStart"/>
+            <w:r>
+              <w:rPr>
+                <w:rFonts w:ascii="맑은 고딕" w:eastAsia="맑은 고딕" w:hAnsi="맑은 고딕"/>
+              </w:rPr>
+              <w:t>풀스택</w:t>
+            </w:r>
+            <w:proofErr w:type="spellEnd"/>
+            <w:r>
+              <w:rPr>
+                <w:rFonts w:ascii="맑은 고딕" w:eastAsia="맑은 고딕" w:hAnsi="맑은 고딕"/>
+              </w:rPr>
+              <w:t xml:space="preserve"> 개발자 취업캠프</w:t>
             </w:r>
           </w:p>
           <w:p>
@@ -2668,12 +2743,14 @@
                 <w:rFonts w:ascii="맑은 고딕" w:eastAsia="맑은 고딕" w:hAnsi="맑은 고딕"/>
               </w:rPr>
             </w:pPr>
+            <w:proofErr w:type="spellStart"/>
             <w:r>
               <w:rPr>
                 <w:rFonts w:ascii="맑은 고딕" w:eastAsia="맑은 고딕" w:hAnsi="맑은 고딕"/>
               </w:rPr>
               <w:t>한국데이터산업진흥원</w:t>
             </w:r>
+            <w:proofErr w:type="spellEnd"/>
           </w:p>
           <w:p>
             <w:pPr>
@@ -2683,12 +2760,14 @@
                 <w:rFonts w:ascii="맑은 고딕" w:eastAsia="맑은 고딕" w:hAnsi="맑은 고딕"/>
               </w:rPr>
             </w:pPr>
+            <w:proofErr w:type="spellStart"/>
             <w:r>
               <w:rPr>
                 <w:rFonts w:ascii="맑은 고딕" w:eastAsia="맑은 고딕" w:hAnsi="맑은 고딕"/>
               </w:rPr>
               <w:t>한국데이터산업진흥원</w:t>
             </w:r>
+            <w:proofErr w:type="spellEnd"/>
           </w:p>
           <w:p>
             <w:pPr>
@@ -2766,11 +2845,33 @@
                 <w:rFonts w:ascii="맑은 고딕" w:eastAsia="맑은 고딕" w:hAnsi="맑은 고딕"/>
               </w:rPr>
             </w:pPr>
-            <w:r>
-              <w:rPr>
-                <w:rFonts w:ascii="맑은 고딕" w:eastAsia="맑은 고딕" w:hAnsi="맑은 고딕"/>
-              </w:rPr>
-              <w:t>데이터분석준전문가(ADsP)</w:t>
+            <w:proofErr w:type="spellStart"/>
+            <w:r>
+              <w:rPr>
+                <w:rFonts w:ascii="맑은 고딕" w:eastAsia="맑은 고딕" w:hAnsi="맑은 고딕"/>
+              </w:rPr>
+              <w:t>데이터분석준전문가</w:t>
+            </w:r>
+            <w:proofErr w:type="spellEnd"/>
+            <w:r>
+              <w:rPr>
+                <w:rFonts w:ascii="맑은 고딕" w:eastAsia="맑은 고딕" w:hAnsi="맑은 고딕"/>
+              </w:rPr>
+              <w:t>(</w:t>
+            </w:r>
+            <w:proofErr w:type="spellStart"/>
+            <w:r>
+              <w:rPr>
+                <w:rFonts w:ascii="맑은 고딕" w:eastAsia="맑은 고딕" w:hAnsi="맑은 고딕"/>
+              </w:rPr>
+              <w:t>ADsP</w:t>
+            </w:r>
+            <w:proofErr w:type="spellEnd"/>
+            <w:r>
+              <w:rPr>
+                <w:rFonts w:ascii="맑은 고딕" w:eastAsia="맑은 고딕" w:hAnsi="맑은 고딕"/>
+              </w:rPr>
+              <w:t>)</w:t>
             </w:r>
           </w:p>
           <w:p>
@@ -3088,7 +3189,7 @@
             <w:pPr>
               <w:pStyle w:val="a3"/>
               <w:rPr>
-                <w:rFonts w:ascii="HY견고딕" w:eastAsia="HY견고딕" w:hAnsi="맑은 고딕" w:hint="eastAsia"/>
+                <w:rFonts w:ascii="HY견고딕" w:eastAsia="HY견고딕" w:hAnsi="맑은 고딕"/>
               </w:rPr>
             </w:pPr>
           </w:p>
@@ -3208,7 +3309,7 @@
           <w:p>
             <w:pPr>
               <w:rPr>
-                <w:rFonts w:ascii="맑은 고딕" w:eastAsia="맑은 고딕" w:hAnsi="맑은 고딕" w:cs="굴림" w:hint="eastAsia"/>
+                <w:rFonts w:ascii="맑은 고딕" w:eastAsia="맑은 고딕" w:hAnsi="맑은 고딕" w:cs="굴림"/>
               </w:rPr>
             </w:pPr>
           </w:p>
@@ -3671,7 +3772,7 @@
             <w:pPr>
               <w:pStyle w:val="a3"/>
               <w:rPr>
-                <w:rFonts w:ascii="맑은 고딕" w:eastAsia="맑은 고딕" w:hAnsi="맑은 고딕" w:hint="eastAsia"/>
+                <w:rFonts w:ascii="맑은 고딕" w:eastAsia="맑은 고딕" w:hAnsi="맑은 고딕"/>
               </w:rPr>
             </w:pPr>
             <w:r>
@@ -3692,7 +3793,35 @@
               <w:rPr>
                 <w:rFonts w:ascii="맑은 고딕" w:eastAsia="맑은 고딕" w:hAnsi="맑은 고딕"/>
               </w:rPr>
-              <w:t>3), Javascript(3), Jsp(3), CSS(3), Python(2), SQL(3)</w:t>
+              <w:t xml:space="preserve">3), </w:t>
+            </w:r>
+            <w:proofErr w:type="spellStart"/>
+            <w:r>
+              <w:rPr>
+                <w:rFonts w:ascii="맑은 고딕" w:eastAsia="맑은 고딕" w:hAnsi="맑은 고딕"/>
+              </w:rPr>
+              <w:t>Javascript</w:t>
+            </w:r>
+            <w:proofErr w:type="spellEnd"/>
+            <w:r>
+              <w:rPr>
+                <w:rFonts w:ascii="맑은 고딕" w:eastAsia="맑은 고딕" w:hAnsi="맑은 고딕"/>
+              </w:rPr>
+              <w:t xml:space="preserve">(3), </w:t>
+            </w:r>
+            <w:proofErr w:type="spellStart"/>
+            <w:r>
+              <w:rPr>
+                <w:rFonts w:ascii="맑은 고딕" w:eastAsia="맑은 고딕" w:hAnsi="맑은 고딕"/>
+              </w:rPr>
+              <w:t>Jsp</w:t>
+            </w:r>
+            <w:proofErr w:type="spellEnd"/>
+            <w:r>
+              <w:rPr>
+                <w:rFonts w:ascii="맑은 고딕" w:eastAsia="맑은 고딕" w:hAnsi="맑은 고딕"/>
+              </w:rPr>
+              <w:t>(3), CSS(3), Python(2), SQL(3)</w:t>
             </w:r>
             <w:r>
               <w:rPr>
@@ -3895,12 +4024,14 @@
                 <w:rFonts w:ascii="HY견고딕" w:eastAsia="HY견고딕" w:hAnsi="맑은 고딕"/>
               </w:rPr>
             </w:pPr>
+            <w:proofErr w:type="spellStart"/>
             <w:r>
               <w:rPr>
                 <w:rFonts w:ascii="HY견고딕" w:eastAsia="HY견고딕" w:hAnsi="맑은 고딕"/>
               </w:rPr>
               <w:t>Framework+Library</w:t>
             </w:r>
+            <w:proofErr w:type="spellEnd"/>
           </w:p>
         </w:tc>
         <w:tc>
@@ -3942,7 +4073,21 @@
               <w:rPr>
                 <w:rFonts w:ascii="맑은 고딕" w:eastAsia="맑은 고딕" w:hAnsi="맑은 고딕"/>
               </w:rPr>
-              <w:t>3), MyBatis(3), JPA(2),</w:t>
+              <w:t xml:space="preserve">3), </w:t>
+            </w:r>
+            <w:proofErr w:type="spellStart"/>
+            <w:r>
+              <w:rPr>
+                <w:rFonts w:ascii="맑은 고딕" w:eastAsia="맑은 고딕" w:hAnsi="맑은 고딕"/>
+              </w:rPr>
+              <w:t>MyBatis</w:t>
+            </w:r>
+            <w:proofErr w:type="spellEnd"/>
+            <w:r>
+              <w:rPr>
+                <w:rFonts w:ascii="맑은 고딕" w:eastAsia="맑은 고딕" w:hAnsi="맑은 고딕"/>
+              </w:rPr>
+              <w:t>(3), JPA(2),</w:t>
             </w:r>
             <w:r>
               <w:rPr>
@@ -3950,11 +4095,33 @@
               </w:rPr>
               <w:t xml:space="preserve"> </w:t>
             </w:r>
-            <w:r>
-              <w:rPr>
-                <w:rFonts w:ascii="맑은 고딕" w:eastAsia="맑은 고딕" w:hAnsi="맑은 고딕"/>
-              </w:rPr>
-              <w:t xml:space="preserve">Thymeleaf(3), React(3), Ajax(3), mediasoup(2), </w:t>
+            <w:proofErr w:type="spellStart"/>
+            <w:r>
+              <w:rPr>
+                <w:rFonts w:ascii="맑은 고딕" w:eastAsia="맑은 고딕" w:hAnsi="맑은 고딕"/>
+              </w:rPr>
+              <w:t>Thymeleaf</w:t>
+            </w:r>
+            <w:proofErr w:type="spellEnd"/>
+            <w:r>
+              <w:rPr>
+                <w:rFonts w:ascii="맑은 고딕" w:eastAsia="맑은 고딕" w:hAnsi="맑은 고딕"/>
+              </w:rPr>
+              <w:t xml:space="preserve">(3), React(3), Ajax(3), </w:t>
+            </w:r>
+            <w:proofErr w:type="spellStart"/>
+            <w:r>
+              <w:rPr>
+                <w:rFonts w:ascii="맑은 고딕" w:eastAsia="맑은 고딕" w:hAnsi="맑은 고딕"/>
+              </w:rPr>
+              <w:t>mediasoup</w:t>
+            </w:r>
+            <w:proofErr w:type="spellEnd"/>
+            <w:r>
+              <w:rPr>
+                <w:rFonts w:ascii="맑은 고딕" w:eastAsia="맑은 고딕" w:hAnsi="맑은 고딕"/>
+              </w:rPr>
+              <w:t xml:space="preserve">(2), </w:t>
             </w:r>
             <w:r>
               <w:rPr>
@@ -3966,7 +4133,21 @@
               <w:rPr>
                 <w:rFonts w:ascii="맑은 고딕" w:eastAsia="맑은 고딕" w:hAnsi="맑은 고딕"/>
               </w:rPr>
-              <w:t>ocket.io(3), Vite(3)</w:t>
+              <w:t xml:space="preserve">ocket.io(3), </w:t>
+            </w:r>
+            <w:proofErr w:type="spellStart"/>
+            <w:r>
+              <w:rPr>
+                <w:rFonts w:ascii="맑은 고딕" w:eastAsia="맑은 고딕" w:hAnsi="맑은 고딕"/>
+              </w:rPr>
+              <w:t>Vite</w:t>
+            </w:r>
+            <w:proofErr w:type="spellEnd"/>
+            <w:r>
+              <w:rPr>
+                <w:rFonts w:ascii="맑은 고딕" w:eastAsia="맑은 고딕" w:hAnsi="맑은 고딕"/>
+              </w:rPr>
+              <w:t>(3)</w:t>
             </w:r>
           </w:p>
         </w:tc>
@@ -4210,7 +4391,21 @@
               <w:rPr>
                 <w:rFonts w:ascii="맑은 고딕" w:eastAsia="맑은 고딕" w:hAnsi="맑은 고딕"/>
               </w:rPr>
-              <w:t>3), IntelliJ(3), Eclipse(2), Git/Github(4),</w:t>
+              <w:t>3), IntelliJ(3), Eclipse(2), Git/</w:t>
+            </w:r>
+            <w:proofErr w:type="spellStart"/>
+            <w:r>
+              <w:rPr>
+                <w:rFonts w:ascii="맑은 고딕" w:eastAsia="맑은 고딕" w:hAnsi="맑은 고딕"/>
+              </w:rPr>
+              <w:t>Github</w:t>
+            </w:r>
+            <w:proofErr w:type="spellEnd"/>
+            <w:r>
+              <w:rPr>
+                <w:rFonts w:ascii="맑은 고딕" w:eastAsia="맑은 고딕" w:hAnsi="맑은 고딕"/>
+              </w:rPr>
+              <w:t>(4),</w:t>
             </w:r>
             <w:r>
               <w:rPr>
@@ -4338,7 +4533,21 @@
               <w:rPr>
                 <w:rFonts w:ascii="맑은 고딕" w:eastAsia="맑은 고딕" w:hAnsi="맑은 고딕"/>
               </w:rPr>
-              <w:t>2), mediasoup(2), WebSocket(3), Nginx(3), AWS EC2(3), AWS S3(3), AWS RDS(3), JWT(1), Docker(2), Node.js(2)</w:t>
+              <w:t xml:space="preserve">2), </w:t>
+            </w:r>
+            <w:proofErr w:type="spellStart"/>
+            <w:r>
+              <w:rPr>
+                <w:rFonts w:ascii="맑은 고딕" w:eastAsia="맑은 고딕" w:hAnsi="맑은 고딕"/>
+              </w:rPr>
+              <w:t>mediasoup</w:t>
+            </w:r>
+            <w:proofErr w:type="spellEnd"/>
+            <w:r>
+              <w:rPr>
+                <w:rFonts w:ascii="맑은 고딕" w:eastAsia="맑은 고딕" w:hAnsi="맑은 고딕"/>
+              </w:rPr>
+              <w:t>(2), WebSocket(3), Nginx(3), AWS EC2(3), AWS S3(3), AWS RDS(3), JWT(1), Docker(2), Node.js(2)</w:t>
             </w:r>
           </w:p>
         </w:tc>
@@ -4580,12 +4789,14 @@
                 <w:rFonts w:ascii="HY견고딕" w:eastAsia="HY견고딕" w:hAnsi="맑은 고딕"/>
               </w:rPr>
             </w:pPr>
+            <w:proofErr w:type="spellStart"/>
             <w:r>
               <w:rPr>
                 <w:rFonts w:ascii="HY견고딕" w:eastAsia="HY견고딕" w:hAnsi="맑은 고딕"/>
               </w:rPr>
               <w:t>BidCast</w:t>
             </w:r>
+            <w:proofErr w:type="spellEnd"/>
           </w:p>
         </w:tc>
         <w:tc>
@@ -4741,7 +4952,7 @@
               </w:rPr>
               <w:t xml:space="preserve">홈페이지 - </w:t>
             </w:r>
-            <w:hyperlink r:id="rId6" w:history="1">
+            <w:hyperlink r:id="rId7" w:history="1">
               <w:r>
                 <w:rPr>
                   <w:rStyle w:val="15"/>
@@ -4758,13 +4969,21 @@
                 <w:rFonts w:ascii="맑은 고딕" w:eastAsia="맑은 고딕" w:hAnsi="맑은 고딕"/>
               </w:rPr>
             </w:pPr>
-            <w:r>
-              <w:rPr>
-                <w:rFonts w:ascii="맑은 고딕" w:eastAsia="맑은 고딕" w:hAnsi="맑은 고딕"/>
-              </w:rPr>
-              <w:t xml:space="preserve">깃허브    - </w:t>
-            </w:r>
-            <w:hyperlink r:id="rId7" w:history="1">
+            <w:proofErr w:type="spellStart"/>
+            <w:r>
+              <w:rPr>
+                <w:rFonts w:ascii="맑은 고딕" w:eastAsia="맑은 고딕" w:hAnsi="맑은 고딕"/>
+              </w:rPr>
+              <w:t>깃허브</w:t>
+            </w:r>
+            <w:proofErr w:type="spellEnd"/>
+            <w:r>
+              <w:rPr>
+                <w:rFonts w:ascii="맑은 고딕" w:eastAsia="맑은 고딕" w:hAnsi="맑은 고딕"/>
+              </w:rPr>
+              <w:t xml:space="preserve">    - </w:t>
+            </w:r>
+            <w:hyperlink r:id="rId8" w:history="1">
               <w:r>
                 <w:rPr>
                   <w:rStyle w:val="15"/>
@@ -4909,7 +5128,7 @@
               </w:numPr>
               <w:spacing w:line="360" w:lineRule="auto"/>
               <w:rPr>
-                <w:rFonts w:ascii="맑은 고딕" w:eastAsia="맑은 고딕" w:hAnsi="맑은 고딕" w:hint="eastAsia"/>
+                <w:rFonts w:ascii="맑은 고딕" w:eastAsia="맑은 고딕" w:hAnsi="맑은 고딕"/>
               </w:rPr>
             </w:pPr>
             <w:r>
@@ -4951,7 +5170,7 @@
                 <w:numId w:val="1"/>
               </w:numPr>
               <w:rPr>
-                <w:rFonts w:ascii="맑은 고딕" w:eastAsia="맑은 고딕" w:hAnsi="맑은 고딕" w:hint="eastAsia"/>
+                <w:rFonts w:ascii="맑은 고딕" w:eastAsia="맑은 고딕" w:hAnsi="맑은 고딕"/>
               </w:rPr>
             </w:pPr>
             <w:r>
@@ -5157,7 +5376,7 @@
                 <w:numId w:val="1"/>
               </w:numPr>
               <w:rPr>
-                <w:rFonts w:ascii="맑은 고딕" w:eastAsia="맑은 고딕" w:hAnsi="맑은 고딕" w:hint="eastAsia"/>
+                <w:rFonts w:ascii="맑은 고딕" w:eastAsia="맑은 고딕" w:hAnsi="맑은 고딕"/>
               </w:rPr>
             </w:pPr>
             <w:r>
@@ -5211,7 +5430,7 @@
                 <w:numId w:val="1"/>
               </w:numPr>
               <w:rPr>
-                <w:rFonts w:ascii="맑은 고딕" w:eastAsia="맑은 고딕" w:hAnsi="맑은 고딕" w:hint="eastAsia"/>
+                <w:rFonts w:ascii="맑은 고딕" w:eastAsia="맑은 고딕" w:hAnsi="맑은 고딕"/>
               </w:rPr>
             </w:pPr>
             <w:r>
@@ -5277,7 +5496,7 @@
                 <w:numId w:val="1"/>
               </w:numPr>
               <w:rPr>
-                <w:rFonts w:ascii="맑은 고딕" w:eastAsia="맑은 고딕" w:hAnsi="맑은 고딕" w:hint="eastAsia"/>
+                <w:rFonts w:ascii="맑은 고딕" w:eastAsia="맑은 고딕" w:hAnsi="맑은 고딕"/>
               </w:rPr>
             </w:pPr>
             <w:r>
@@ -5439,7 +5658,7 @@
             <w:pPr>
               <w:pStyle w:val="a3"/>
               <w:rPr>
-                <w:rFonts w:ascii="맑은 고딕" w:eastAsia="맑은 고딕" w:hAnsi="맑은 고딕" w:hint="eastAsia"/>
+                <w:rFonts w:ascii="맑은 고딕" w:eastAsia="맑은 고딕" w:hAnsi="맑은 고딕"/>
               </w:rPr>
             </w:pPr>
           </w:p>
@@ -5501,7 +5720,7 @@
             <w:pPr>
               <w:pStyle w:val="a3"/>
               <w:rPr>
-                <w:rFonts w:ascii="맑은 고딕" w:eastAsia="맑은 고딕" w:hAnsi="맑은 고딕" w:hint="eastAsia"/>
+                <w:rFonts w:ascii="맑은 고딕" w:eastAsia="맑은 고딕" w:hAnsi="맑은 고딕"/>
               </w:rPr>
             </w:pPr>
           </w:p>
@@ -5538,9 +5757,9 @@
               <w:rPr>
                 <w:rFonts w:ascii="맑은 고딕" w:eastAsia="맑은 고딕" w:hAnsi="맑은 고딕" w:hint="eastAsia"/>
               </w:rPr>
-              <w:lastRenderedPageBreak/>
               <w:t xml:space="preserve"> </w:t>
             </w:r>
+            <w:proofErr w:type="spellStart"/>
             <w:r>
               <w:rPr>
                 <w:rFonts w:ascii="맑은 고딕" w:eastAsia="맑은 고딕" w:hAnsi="맑은 고딕" w:hint="eastAsia"/>
@@ -5553,6 +5772,7 @@
               </w:rPr>
               <w:t>d</w:t>
             </w:r>
+            <w:proofErr w:type="spellEnd"/>
             <w:r>
               <w:rPr>
                 <w:rFonts w:ascii="맑은 고딕" w:eastAsia="맑은 고딕" w:hAnsi="맑은 고딕" w:hint="eastAsia"/>
@@ -5605,6 +5825,7 @@
               <w:rPr>
                 <w:rFonts w:ascii="맑은 고딕" w:eastAsia="맑은 고딕" w:hAnsi="맑은 고딕" w:hint="eastAsia"/>
               </w:rPr>
+              <w:lastRenderedPageBreak/>
               <w:t xml:space="preserve"> </w:t>
             </w:r>
             <w:r>
@@ -5630,15 +5851,15 @@
             <w:pPr>
               <w:pStyle w:val="a3"/>
               <w:rPr>
-                <w:rFonts w:ascii="맑은 고딕" w:eastAsia="맑은 고딕" w:hAnsi="맑은 고딕" w:hint="eastAsia"/>
-              </w:rPr>
-            </w:pPr>
-          </w:p>
-          <w:p>
-            <w:pPr>
-              <w:pStyle w:val="a3"/>
-              <w:rPr>
-                <w:rFonts w:ascii="맑은 고딕" w:eastAsia="맑은 고딕" w:hAnsi="맑은 고딕" w:hint="eastAsia"/>
+                <w:rFonts w:ascii="맑은 고딕" w:eastAsia="맑은 고딕" w:hAnsi="맑은 고딕"/>
+              </w:rPr>
+            </w:pPr>
+          </w:p>
+          <w:p>
+            <w:pPr>
+              <w:pStyle w:val="a3"/>
+              <w:rPr>
+                <w:rFonts w:ascii="맑은 고딕" w:eastAsia="맑은 고딕" w:hAnsi="맑은 고딕"/>
                 <w:b/>
                 <w:bCs/>
               </w:rPr>
@@ -5690,7 +5911,7 @@
                 <w:numId w:val="1"/>
               </w:numPr>
               <w:rPr>
-                <w:rFonts w:ascii="맑은 고딕" w:eastAsia="맑은 고딕" w:hAnsi="맑은 고딕" w:hint="eastAsia"/>
+                <w:rFonts w:ascii="맑은 고딕" w:eastAsia="맑은 고딕" w:hAnsi="맑은 고딕"/>
               </w:rPr>
             </w:pPr>
             <w:r>
@@ -5754,7 +5975,7 @@
                 <w:numId w:val="1"/>
               </w:numPr>
               <w:rPr>
-                <w:rFonts w:ascii="맑은 고딕" w:eastAsia="맑은 고딕" w:hAnsi="맑은 고딕" w:hint="eastAsia"/>
+                <w:rFonts w:ascii="맑은 고딕" w:eastAsia="맑은 고딕" w:hAnsi="맑은 고딕"/>
                 <w:b/>
                 <w:bCs/>
               </w:rPr>
@@ -5772,7 +5993,7 @@
             <w:pPr>
               <w:pStyle w:val="a3"/>
               <w:rPr>
-                <w:rFonts w:ascii="맑은 고딕" w:eastAsia="맑은 고딕" w:hAnsi="맑은 고딕" w:hint="eastAsia"/>
+                <w:rFonts w:ascii="맑은 고딕" w:eastAsia="맑은 고딕" w:hAnsi="맑은 고딕"/>
               </w:rPr>
             </w:pPr>
             <w:r>
@@ -5785,8 +6006,16 @@
               <w:rPr>
                 <w:rFonts w:ascii="맑은 고딕" w:eastAsia="맑은 고딕" w:hAnsi="맑은 고딕" w:hint="eastAsia"/>
               </w:rPr>
-              <w:t>Spring Boot, MyBatis</w:t>
-            </w:r>
+              <w:t xml:space="preserve">Spring Boot, </w:t>
+            </w:r>
+            <w:proofErr w:type="spellStart"/>
+            <w:r>
+              <w:rPr>
+                <w:rFonts w:ascii="맑은 고딕" w:eastAsia="맑은 고딕" w:hAnsi="맑은 고딕" w:hint="eastAsia"/>
+              </w:rPr>
+              <w:t>MyBatis</w:t>
+            </w:r>
+            <w:proofErr w:type="spellEnd"/>
             <w:r>
               <w:rPr>
                 <w:rFonts w:ascii="맑은 고딕" w:eastAsia="맑은 고딕" w:hAnsi="맑은 고딕" w:hint="eastAsia"/>
@@ -5812,7 +6041,7 @@
                 <w:numId w:val="1"/>
               </w:numPr>
               <w:rPr>
-                <w:rFonts w:ascii="맑은 고딕" w:eastAsia="맑은 고딕" w:hAnsi="맑은 고딕" w:hint="eastAsia"/>
+                <w:rFonts w:ascii="맑은 고딕" w:eastAsia="맑은 고딕" w:hAnsi="맑은 고딕"/>
                 <w:b/>
                 <w:bCs/>
               </w:rPr>
@@ -5856,7 +6085,7 @@
                 <w:numId w:val="1"/>
               </w:numPr>
               <w:rPr>
-                <w:rFonts w:ascii="맑은 고딕" w:eastAsia="맑은 고딕" w:hAnsi="맑은 고딕" w:hint="eastAsia"/>
+                <w:rFonts w:ascii="맑은 고딕" w:eastAsia="맑은 고딕" w:hAnsi="맑은 고딕"/>
                 <w:b/>
                 <w:bCs/>
               </w:rPr>
@@ -5881,8 +6110,30 @@
               <w:rPr>
                 <w:rFonts w:ascii="맑은 고딕" w:eastAsia="맑은 고딕" w:hAnsi="맑은 고딕" w:hint="eastAsia"/>
               </w:rPr>
-              <w:t>React, HTML, CSS, JavaScript, Thymeleaf, Vite</w:t>
-            </w:r>
+              <w:t xml:space="preserve">React, HTML, CSS, JavaScript, </w:t>
+            </w:r>
+            <w:proofErr w:type="spellStart"/>
+            <w:r>
+              <w:rPr>
+                <w:rFonts w:ascii="맑은 고딕" w:eastAsia="맑은 고딕" w:hAnsi="맑은 고딕" w:hint="eastAsia"/>
+              </w:rPr>
+              <w:t>Thymeleaf</w:t>
+            </w:r>
+            <w:proofErr w:type="spellEnd"/>
+            <w:r>
+              <w:rPr>
+                <w:rFonts w:ascii="맑은 고딕" w:eastAsia="맑은 고딕" w:hAnsi="맑은 고딕" w:hint="eastAsia"/>
+              </w:rPr>
+              <w:t xml:space="preserve">, </w:t>
+            </w:r>
+            <w:proofErr w:type="spellStart"/>
+            <w:r>
+              <w:rPr>
+                <w:rFonts w:ascii="맑은 고딕" w:eastAsia="맑은 고딕" w:hAnsi="맑은 고딕" w:hint="eastAsia"/>
+              </w:rPr>
+              <w:t>Vite</w:t>
+            </w:r>
+            <w:proofErr w:type="spellEnd"/>
           </w:p>
           <w:p>
             <w:pPr>
@@ -5900,7 +6151,7 @@
                 <w:numId w:val="1"/>
               </w:numPr>
               <w:rPr>
-                <w:rFonts w:ascii="맑은 고딕" w:eastAsia="맑은 고딕" w:hAnsi="맑은 고딕" w:hint="eastAsia"/>
+                <w:rFonts w:ascii="맑은 고딕" w:eastAsia="맑은 고딕" w:hAnsi="맑은 고딕"/>
                 <w:b/>
                 <w:bCs/>
               </w:rPr>
@@ -5932,7 +6183,7 @@
             <w:pPr>
               <w:pStyle w:val="a3"/>
               <w:rPr>
-                <w:rFonts w:ascii="맑은 고딕" w:eastAsia="맑은 고딕" w:hAnsi="맑은 고딕" w:hint="eastAsia"/>
+                <w:rFonts w:ascii="맑은 고딕" w:eastAsia="맑은 고딕" w:hAnsi="맑은 고딕"/>
               </w:rPr>
             </w:pPr>
           </w:p>
@@ -5944,7 +6195,7 @@
                 <w:numId w:val="1"/>
               </w:numPr>
               <w:rPr>
-                <w:rFonts w:ascii="맑은 고딕" w:eastAsia="맑은 고딕" w:hAnsi="맑은 고딕" w:hint="eastAsia"/>
+                <w:rFonts w:ascii="맑은 고딕" w:eastAsia="맑은 고딕" w:hAnsi="맑은 고딕"/>
                 <w:b/>
                 <w:bCs/>
               </w:rPr>
@@ -5988,7 +6239,7 @@
                 <w:numId w:val="1"/>
               </w:numPr>
               <w:rPr>
-                <w:rFonts w:ascii="맑은 고딕" w:eastAsia="맑은 고딕" w:hAnsi="맑은 고딕" w:hint="eastAsia"/>
+                <w:rFonts w:ascii="맑은 고딕" w:eastAsia="맑은 고딕" w:hAnsi="맑은 고딕"/>
                 <w:b/>
                 <w:bCs/>
               </w:rPr>
@@ -6034,7 +6285,7 @@
                 <w:numId w:val="1"/>
               </w:numPr>
               <w:rPr>
-                <w:rFonts w:ascii="맑은 고딕" w:eastAsia="맑은 고딕" w:hAnsi="맑은 고딕" w:hint="eastAsia"/>
+                <w:rFonts w:ascii="맑은 고딕" w:eastAsia="맑은 고딕" w:hAnsi="맑은 고딕"/>
                 <w:b/>
                 <w:bCs/>
               </w:rPr>
@@ -6052,29 +6303,43 @@
             <w:pPr>
               <w:pStyle w:val="a3"/>
               <w:rPr>
-                <w:rFonts w:ascii="맑은 고딕" w:eastAsia="맑은 고딕" w:hAnsi="맑은 고딕" w:hint="eastAsia"/>
-              </w:rPr>
-            </w:pPr>
-            <w:r>
-              <w:rPr>
-                <w:rFonts w:ascii="맑은 고딕" w:eastAsia="맑은 고딕" w:hAnsi="맑은 고딕" w:hint="eastAsia"/>
-              </w:rPr>
-              <w:t>Git/GitHub, IntelliJ, VSCode, Figma</w:t>
-            </w:r>
-          </w:p>
-          <w:p>
-            <w:pPr>
-              <w:pStyle w:val="a3"/>
-              <w:rPr>
-                <w:rFonts w:ascii="맑은 고딕" w:eastAsia="맑은 고딕" w:hAnsi="맑은 고딕"/>
-              </w:rPr>
-            </w:pPr>
-          </w:p>
-          <w:p>
-            <w:pPr>
-              <w:pStyle w:val="a3"/>
-              <w:rPr>
-                <w:rFonts w:ascii="맑은 고딕" w:eastAsia="맑은 고딕" w:hAnsi="맑은 고딕" w:hint="eastAsia"/>
+                <w:rFonts w:ascii="맑은 고딕" w:eastAsia="맑은 고딕" w:hAnsi="맑은 고딕"/>
+              </w:rPr>
+            </w:pPr>
+            <w:r>
+              <w:rPr>
+                <w:rFonts w:ascii="맑은 고딕" w:eastAsia="맑은 고딕" w:hAnsi="맑은 고딕" w:hint="eastAsia"/>
+              </w:rPr>
+              <w:t xml:space="preserve">Git/GitHub, IntelliJ, </w:t>
+            </w:r>
+            <w:proofErr w:type="spellStart"/>
+            <w:r>
+              <w:rPr>
+                <w:rFonts w:ascii="맑은 고딕" w:eastAsia="맑은 고딕" w:hAnsi="맑은 고딕" w:hint="eastAsia"/>
+              </w:rPr>
+              <w:t>VSCode</w:t>
+            </w:r>
+            <w:proofErr w:type="spellEnd"/>
+            <w:r>
+              <w:rPr>
+                <w:rFonts w:ascii="맑은 고딕" w:eastAsia="맑은 고딕" w:hAnsi="맑은 고딕" w:hint="eastAsia"/>
+              </w:rPr>
+              <w:t>, Figma</w:t>
+            </w:r>
+          </w:p>
+          <w:p>
+            <w:pPr>
+              <w:pStyle w:val="a3"/>
+              <w:rPr>
+                <w:rFonts w:ascii="맑은 고딕" w:eastAsia="맑은 고딕" w:hAnsi="맑은 고딕"/>
+              </w:rPr>
+            </w:pPr>
+          </w:p>
+          <w:p>
+            <w:pPr>
+              <w:pStyle w:val="a3"/>
+              <w:rPr>
+                <w:rFonts w:ascii="맑은 고딕" w:eastAsia="맑은 고딕" w:hAnsi="맑은 고딕"/>
               </w:rPr>
             </w:pPr>
           </w:p>
@@ -6367,7 +6632,7 @@
               </w:rPr>
               <w:t xml:space="preserve"> </w:t>
             </w:r>
-            <w:hyperlink r:id="rId8" w:history="1">
+            <w:hyperlink r:id="rId9" w:history="1">
               <w:r>
                 <w:rPr>
                   <w:rStyle w:val="16"/>
@@ -6383,7 +6648,7 @@
               </w:rPr>
               <w:t xml:space="preserve">  / 기사 : </w:t>
             </w:r>
-            <w:hyperlink r:id="rId9" w:history="1">
+            <w:hyperlink r:id="rId10" w:history="1">
               <w:r>
                 <w:rPr>
                   <w:rStyle w:val="15"/>
@@ -6401,13 +6666,21 @@
                 <w:rFonts w:ascii="맑은 고딕" w:eastAsia="맑은 고딕" w:hAnsi="맑은 고딕"/>
               </w:rPr>
             </w:pPr>
-            <w:r>
-              <w:rPr>
-                <w:rFonts w:ascii="맑은 고딕" w:eastAsia="맑은 고딕" w:hAnsi="맑은 고딕"/>
-              </w:rPr>
-              <w:t xml:space="preserve">깃허브    -  </w:t>
-            </w:r>
-            <w:hyperlink r:id="rId10" w:history="1">
+            <w:proofErr w:type="spellStart"/>
+            <w:r>
+              <w:rPr>
+                <w:rFonts w:ascii="맑은 고딕" w:eastAsia="맑은 고딕" w:hAnsi="맑은 고딕"/>
+              </w:rPr>
+              <w:t>깃허브</w:t>
+            </w:r>
+            <w:proofErr w:type="spellEnd"/>
+            <w:r>
+              <w:rPr>
+                <w:rFonts w:ascii="맑은 고딕" w:eastAsia="맑은 고딕" w:hAnsi="맑은 고딕"/>
+              </w:rPr>
+              <w:t xml:space="preserve">    -  </w:t>
+            </w:r>
+            <w:hyperlink r:id="rId11" w:history="1">
               <w:r>
                 <w:rPr>
                   <w:rStyle w:val="15"/>
@@ -6576,7 +6849,7 @@
             <w:pPr>
               <w:pStyle w:val="a3"/>
               <w:rPr>
-                <w:rFonts w:ascii="맑은 고딕" w:eastAsia="맑은 고딕" w:hAnsi="맑은 고딕" w:hint="eastAsia"/>
+                <w:rFonts w:ascii="맑은 고딕" w:eastAsia="맑은 고딕" w:hAnsi="맑은 고딕"/>
               </w:rPr>
             </w:pPr>
           </w:p>
@@ -6641,7 +6914,6 @@
               <w:rPr>
                 <w:rFonts w:ascii="맑은 고딕" w:eastAsia="맑은 고딕" w:hAnsi="맑은 고딕" w:hint="eastAsia"/>
               </w:rPr>
-              <w:lastRenderedPageBreak/>
               <w:t xml:space="preserve"> 프로젝트 기획 및 전체 구조 설계 담당</w:t>
             </w:r>
           </w:p>
@@ -6660,6 +6932,7 @@
               <w:rPr>
                 <w:rFonts w:ascii="맑은 고딕" w:eastAsia="맑은 고딕" w:hAnsi="맑은 고딕" w:hint="eastAsia"/>
               </w:rPr>
+              <w:lastRenderedPageBreak/>
               <w:t xml:space="preserve"> WebSocket 기반 실시간 위치 데이터 중계 및 이벤트 처리 로직 설계 및 구현</w:t>
             </w:r>
           </w:p>
@@ -6727,7 +7000,7 @@
             <w:pPr>
               <w:pStyle w:val="a3"/>
               <w:rPr>
-                <w:rFonts w:ascii="맑은 고딕" w:eastAsia="맑은 고딕" w:hAnsi="맑은 고딕" w:hint="eastAsia"/>
+                <w:rFonts w:ascii="맑은 고딕" w:eastAsia="맑은 고딕" w:hAnsi="맑은 고딕"/>
               </w:rPr>
             </w:pPr>
           </w:p>
@@ -6835,7 +7108,7 @@
                 <w:numId w:val="1"/>
               </w:numPr>
               <w:rPr>
-                <w:rFonts w:ascii="맑은 고딕" w:eastAsia="맑은 고딕" w:hAnsi="맑은 고딕" w:hint="eastAsia"/>
+                <w:rFonts w:ascii="맑은 고딕" w:eastAsia="맑은 고딕" w:hAnsi="맑은 고딕"/>
               </w:rPr>
             </w:pPr>
             <w:r>
@@ -6849,7 +7122,7 @@
             <w:pPr>
               <w:pStyle w:val="a3"/>
               <w:rPr>
-                <w:rFonts w:ascii="맑은 고딕" w:eastAsia="맑은 고딕" w:hAnsi="맑은 고딕" w:hint="eastAsia"/>
+                <w:rFonts w:ascii="맑은 고딕" w:eastAsia="맑은 고딕" w:hAnsi="맑은 고딕"/>
               </w:rPr>
             </w:pPr>
           </w:p>
@@ -6897,21 +7170,35 @@
                 <w:numId w:val="1"/>
               </w:numPr>
               <w:rPr>
-                <w:rFonts w:ascii="맑은 고딕" w:eastAsia="맑은 고딕" w:hAnsi="맑은 고딕" w:hint="eastAsia"/>
-              </w:rPr>
-            </w:pPr>
-            <w:r>
-              <w:rPr>
-                <w:rFonts w:ascii="맑은 고딕" w:eastAsia="맑은 고딕" w:hAnsi="맑은 고딕" w:hint="eastAsia"/>
-              </w:rPr>
-              <w:t xml:space="preserve"> 이벤트 발생 시 서버에서 위치 데이터를 수신 후 모든 클라이언트에 브로드캐스트하도록 구조 개선</w:t>
-            </w:r>
-          </w:p>
-          <w:p>
-            <w:pPr>
-              <w:pStyle w:val="a3"/>
-              <w:rPr>
-                <w:rFonts w:ascii="맑은 고딕" w:eastAsia="맑은 고딕" w:hAnsi="맑은 고딕" w:hint="eastAsia"/>
+                <w:rFonts w:ascii="맑은 고딕" w:eastAsia="맑은 고딕" w:hAnsi="맑은 고딕"/>
+              </w:rPr>
+            </w:pPr>
+            <w:r>
+              <w:rPr>
+                <w:rFonts w:ascii="맑은 고딕" w:eastAsia="맑은 고딕" w:hAnsi="맑은 고딕" w:hint="eastAsia"/>
+              </w:rPr>
+              <w:t xml:space="preserve"> 이벤트 발생 시 서버에서 위치 데이터를 수신 후 모든 클라이언트에 </w:t>
+            </w:r>
+            <w:proofErr w:type="spellStart"/>
+            <w:r>
+              <w:rPr>
+                <w:rFonts w:ascii="맑은 고딕" w:eastAsia="맑은 고딕" w:hAnsi="맑은 고딕" w:hint="eastAsia"/>
+              </w:rPr>
+              <w:t>브로드캐스트하도록</w:t>
+            </w:r>
+            <w:proofErr w:type="spellEnd"/>
+            <w:r>
+              <w:rPr>
+                <w:rFonts w:ascii="맑은 고딕" w:eastAsia="맑은 고딕" w:hAnsi="맑은 고딕" w:hint="eastAsia"/>
+              </w:rPr>
+              <w:t xml:space="preserve"> 구조 개선</w:t>
+            </w:r>
+          </w:p>
+          <w:p>
+            <w:pPr>
+              <w:pStyle w:val="a3"/>
+              <w:rPr>
+                <w:rFonts w:ascii="맑은 고딕" w:eastAsia="맑은 고딕" w:hAnsi="맑은 고딕"/>
               </w:rPr>
             </w:pPr>
           </w:p>
@@ -6973,7 +7260,7 @@
             <w:pPr>
               <w:pStyle w:val="a3"/>
               <w:rPr>
-                <w:rFonts w:ascii="맑은 고딕" w:eastAsia="맑은 고딕" w:hAnsi="맑은 고딕" w:hint="eastAsia"/>
+                <w:rFonts w:ascii="맑은 고딕" w:eastAsia="맑은 고딕" w:hAnsi="맑은 고딕"/>
               </w:rPr>
             </w:pPr>
           </w:p>
@@ -7037,21 +7324,29 @@
             <w:pPr>
               <w:pStyle w:val="a3"/>
               <w:rPr>
-                <w:rFonts w:ascii="맑은 고딕" w:eastAsia="맑은 고딕" w:hAnsi="맑은 고딕" w:hint="eastAsia"/>
-              </w:rPr>
-            </w:pPr>
-            <w:r>
-              <w:rPr>
-                <w:rFonts w:ascii="맑은 고딕" w:eastAsia="맑은 고딕" w:hAnsi="맑은 고딕" w:hint="eastAsia"/>
-              </w:rPr>
-              <w:t>Java, Spring Boot, MyBatis</w:t>
-            </w:r>
-          </w:p>
-          <w:p>
-            <w:pPr>
-              <w:pStyle w:val="a3"/>
-              <w:rPr>
-                <w:rFonts w:ascii="맑은 고딕" w:eastAsia="맑은 고딕" w:hAnsi="맑은 고딕" w:hint="eastAsia"/>
+                <w:rFonts w:ascii="맑은 고딕" w:eastAsia="맑은 고딕" w:hAnsi="맑은 고딕"/>
+              </w:rPr>
+            </w:pPr>
+            <w:r>
+              <w:rPr>
+                <w:rFonts w:ascii="맑은 고딕" w:eastAsia="맑은 고딕" w:hAnsi="맑은 고딕" w:hint="eastAsia"/>
+              </w:rPr>
+              <w:t xml:space="preserve">Java, Spring Boot, </w:t>
+            </w:r>
+            <w:proofErr w:type="spellStart"/>
+            <w:r>
+              <w:rPr>
+                <w:rFonts w:ascii="맑은 고딕" w:eastAsia="맑은 고딕" w:hAnsi="맑은 고딕" w:hint="eastAsia"/>
+              </w:rPr>
+              <w:t>MyBatis</w:t>
+            </w:r>
+            <w:proofErr w:type="spellEnd"/>
+          </w:p>
+          <w:p>
+            <w:pPr>
+              <w:pStyle w:val="a3"/>
+              <w:rPr>
+                <w:rFonts w:ascii="맑은 고딕" w:eastAsia="맑은 고딕" w:hAnsi="맑은 고딕"/>
                 <w:b/>
                 <w:bCs/>
               </w:rPr>
@@ -7097,7 +7392,7 @@
             <w:pPr>
               <w:pStyle w:val="a3"/>
               <w:rPr>
-                <w:rFonts w:ascii="맑은 고딕" w:eastAsia="맑은 고딕" w:hAnsi="맑은 고딕" w:hint="eastAsia"/>
+                <w:rFonts w:ascii="맑은 고딕" w:eastAsia="맑은 고딕" w:hAnsi="맑은 고딕"/>
               </w:rPr>
             </w:pPr>
           </w:p>
@@ -7134,14 +7429,22 @@
               <w:rPr>
                 <w:rFonts w:ascii="맑은 고딕" w:eastAsia="맑은 고딕" w:hAnsi="맑은 고딕" w:hint="eastAsia"/>
               </w:rPr>
-              <w:t>JSP, HTML, CSS, JavaScript, Thymeleaf</w:t>
-            </w:r>
-          </w:p>
-          <w:p>
-            <w:pPr>
-              <w:pStyle w:val="a3"/>
-              <w:rPr>
-                <w:rFonts w:ascii="맑은 고딕" w:eastAsia="맑은 고딕" w:hAnsi="맑은 고딕" w:hint="eastAsia"/>
+              <w:t xml:space="preserve">JSP, HTML, CSS, JavaScript, </w:t>
+            </w:r>
+            <w:proofErr w:type="spellStart"/>
+            <w:r>
+              <w:rPr>
+                <w:rFonts w:ascii="맑은 고딕" w:eastAsia="맑은 고딕" w:hAnsi="맑은 고딕" w:hint="eastAsia"/>
+              </w:rPr>
+              <w:t>Thymeleaf</w:t>
+            </w:r>
+            <w:proofErr w:type="spellEnd"/>
+          </w:p>
+          <w:p>
+            <w:pPr>
+              <w:pStyle w:val="a3"/>
+              <w:rPr>
+                <w:rFonts w:ascii="맑은 고딕" w:eastAsia="맑은 고딕" w:hAnsi="맑은 고딕"/>
               </w:rPr>
             </w:pPr>
           </w:p>
@@ -7185,7 +7488,7 @@
             <w:pPr>
               <w:pStyle w:val="a3"/>
               <w:rPr>
-                <w:rFonts w:ascii="맑은 고딕" w:eastAsia="맑은 고딕" w:hAnsi="맑은 고딕" w:hint="eastAsia"/>
+                <w:rFonts w:ascii="맑은 고딕" w:eastAsia="맑은 고딕" w:hAnsi="맑은 고딕"/>
               </w:rPr>
             </w:pPr>
           </w:p>
@@ -7229,7 +7532,7 @@
             <w:pPr>
               <w:pStyle w:val="a3"/>
               <w:rPr>
-                <w:rFonts w:ascii="맑은 고딕" w:eastAsia="맑은 고딕" w:hAnsi="맑은 고딕" w:hint="eastAsia"/>
+                <w:rFonts w:ascii="맑은 고딕" w:eastAsia="맑은 고딕" w:hAnsi="맑은 고딕"/>
               </w:rPr>
             </w:pPr>
           </w:p>
@@ -7266,7 +7569,6 @@
               <w:rPr>
                 <w:rFonts w:ascii="맑은 고딕" w:eastAsia="맑은 고딕" w:hAnsi="맑은 고딕" w:hint="eastAsia"/>
               </w:rPr>
-              <w:lastRenderedPageBreak/>
               <w:t>AWS (EC2, RDS, S3), Nginx</w:t>
             </w:r>
           </w:p>
@@ -7274,7 +7576,7 @@
             <w:pPr>
               <w:pStyle w:val="a3"/>
               <w:rPr>
-                <w:rFonts w:ascii="맑은 고딕" w:eastAsia="맑은 고딕" w:hAnsi="맑은 고딕" w:hint="eastAsia"/>
+                <w:rFonts w:ascii="맑은 고딕" w:eastAsia="맑은 고딕" w:hAnsi="맑은 고딕"/>
               </w:rPr>
             </w:pPr>
           </w:p>
@@ -7311,22 +7613,36 @@
               <w:rPr>
                 <w:rFonts w:ascii="맑은 고딕" w:eastAsia="맑은 고딕" w:hAnsi="맑은 고딕" w:hint="eastAsia"/>
               </w:rPr>
-              <w:t>Git/GitHub, IntelliJ, VSCode, Figma</w:t>
-            </w:r>
-          </w:p>
-          <w:p>
-            <w:pPr>
-              <w:pStyle w:val="a3"/>
-              <w:rPr>
-                <w:rFonts w:ascii="맑은 고딕" w:eastAsia="맑은 고딕" w:hAnsi="맑은 고딕"/>
-              </w:rPr>
-            </w:pPr>
-          </w:p>
-          <w:p>
-            <w:pPr>
-              <w:pStyle w:val="a3"/>
-              <w:rPr>
-                <w:rFonts w:ascii="맑은 고딕" w:eastAsia="맑은 고딕" w:hAnsi="맑은 고딕" w:hint="eastAsia"/>
+              <w:t xml:space="preserve">Git/GitHub, IntelliJ, </w:t>
+            </w:r>
+            <w:proofErr w:type="spellStart"/>
+            <w:r>
+              <w:rPr>
+                <w:rFonts w:ascii="맑은 고딕" w:eastAsia="맑은 고딕" w:hAnsi="맑은 고딕" w:hint="eastAsia"/>
+              </w:rPr>
+              <w:t>VSCode</w:t>
+            </w:r>
+            <w:proofErr w:type="spellEnd"/>
+            <w:r>
+              <w:rPr>
+                <w:rFonts w:ascii="맑은 고딕" w:eastAsia="맑은 고딕" w:hAnsi="맑은 고딕" w:hint="eastAsia"/>
+              </w:rPr>
+              <w:t>, Figma</w:t>
+            </w:r>
+          </w:p>
+          <w:p>
+            <w:pPr>
+              <w:pStyle w:val="a3"/>
+              <w:rPr>
+                <w:rFonts w:ascii="맑은 고딕" w:eastAsia="맑은 고딕" w:hAnsi="맑은 고딕"/>
+              </w:rPr>
+            </w:pPr>
+          </w:p>
+          <w:p>
+            <w:pPr>
+              <w:pStyle w:val="a3"/>
+              <w:rPr>
+                <w:rFonts w:ascii="맑은 고딕" w:eastAsia="맑은 고딕" w:hAnsi="맑은 고딕"/>
               </w:rPr>
             </w:pPr>
           </w:p>
@@ -7444,11 +7760,19 @@
                 <w:rFonts w:ascii="HY견고딕" w:eastAsia="HY견고딕" w:hAnsi="맑은 고딕"/>
               </w:rPr>
             </w:pPr>
-            <w:r>
-              <w:rPr>
-                <w:rFonts w:ascii="HY견고딕" w:eastAsia="HY견고딕" w:hAnsi="맑은 고딕"/>
-              </w:rPr>
-              <w:t>코믹스 영화 수상</w:t>
+            <w:proofErr w:type="spellStart"/>
+            <w:r>
+              <w:rPr>
+                <w:rFonts w:ascii="HY견고딕" w:eastAsia="HY견고딕" w:hAnsi="맑은 고딕"/>
+              </w:rPr>
+              <w:t>코믹스</w:t>
+            </w:r>
+            <w:proofErr w:type="spellEnd"/>
+            <w:r>
+              <w:rPr>
+                <w:rFonts w:ascii="HY견고딕" w:eastAsia="HY견고딕" w:hAnsi="맑은 고딕"/>
+              </w:rPr>
+              <w:t xml:space="preserve"> 영화 수상</w:t>
             </w:r>
             <w:r>
               <w:rPr>
@@ -7593,8 +7917,18 @@
                 <w:color w:val="808080"/>
                 <w:sz w:val="16"/>
               </w:rPr>
-              <w:t>고려대학교 공공정책대학 빅데이터전공</w:t>
-            </w:r>
+              <w:t xml:space="preserve">고려대학교 공공정책대학 </w:t>
+            </w:r>
+            <w:proofErr w:type="spellStart"/>
+            <w:r>
+              <w:rPr>
+                <w:rFonts w:ascii="HY견고딕" w:eastAsia="HY견고딕" w:hAnsi="맑은 고딕"/>
+                <w:color w:val="808080"/>
+                <w:sz w:val="16"/>
+              </w:rPr>
+              <w:t>빅데이터전공</w:t>
+            </w:r>
+            <w:proofErr w:type="spellEnd"/>
           </w:p>
         </w:tc>
         <w:tc>
@@ -7732,7 +8066,35 @@
               <w:rPr>
                 <w:rFonts w:ascii="맑은 고딕" w:eastAsia="맑은 고딕" w:hAnsi="맑은 고딕" w:hint="eastAsia"/>
               </w:rPr>
-              <w:t xml:space="preserve"> RottenTomatoes 리뷰 데이터 크롤링 및 텍스트 기반 감성 분석 수행</w:t>
+              <w:t xml:space="preserve"> </w:t>
+            </w:r>
+            <w:proofErr w:type="spellStart"/>
+            <w:r>
+              <w:rPr>
+                <w:rFonts w:ascii="맑은 고딕" w:eastAsia="맑은 고딕" w:hAnsi="맑은 고딕" w:hint="eastAsia"/>
+              </w:rPr>
+              <w:t>RottenTomatoes</w:t>
+            </w:r>
+            <w:proofErr w:type="spellEnd"/>
+            <w:r>
+              <w:rPr>
+                <w:rFonts w:ascii="맑은 고딕" w:eastAsia="맑은 고딕" w:hAnsi="맑은 고딕" w:hint="eastAsia"/>
+              </w:rPr>
+              <w:t xml:space="preserve"> 리뷰 데이터 </w:t>
+            </w:r>
+            <w:proofErr w:type="spellStart"/>
+            <w:r>
+              <w:rPr>
+                <w:rFonts w:ascii="맑은 고딕" w:eastAsia="맑은 고딕" w:hAnsi="맑은 고딕" w:hint="eastAsia"/>
+              </w:rPr>
+              <w:t>크롤링</w:t>
+            </w:r>
+            <w:proofErr w:type="spellEnd"/>
+            <w:r>
+              <w:rPr>
+                <w:rFonts w:ascii="맑은 고딕" w:eastAsia="맑은 고딕" w:hAnsi="맑은 고딕" w:hint="eastAsia"/>
+              </w:rPr>
+              <w:t xml:space="preserve"> 및 텍스트 기반 감성 분석 수행</w:t>
             </w:r>
           </w:p>
           <w:p>
@@ -7765,7 +8127,7 @@
             <w:pPr>
               <w:pStyle w:val="a3"/>
               <w:rPr>
-                <w:rFonts w:ascii="맑은 고딕" w:eastAsia="맑은 고딕" w:hAnsi="맑은 고딕" w:hint="eastAsia"/>
+                <w:rFonts w:ascii="맑은 고딕" w:eastAsia="맑은 고딕" w:hAnsi="맑은 고딕"/>
               </w:rPr>
             </w:pPr>
           </w:p>
@@ -7810,22 +8172,30 @@
               <w:rPr>
                 <w:rFonts w:ascii="맑은 고딕" w:eastAsia="맑은 고딕" w:hAnsi="맑은 고딕"/>
               </w:rPr>
-              <w:t>R, Rstudio</w:t>
-            </w:r>
-          </w:p>
-          <w:p>
-            <w:pPr>
-              <w:pStyle w:val="a3"/>
-              <w:rPr>
-                <w:rFonts w:ascii="맑은 고딕" w:eastAsia="맑은 고딕" w:hAnsi="맑은 고딕"/>
-              </w:rPr>
-            </w:pPr>
-          </w:p>
-          <w:p>
-            <w:pPr>
-              <w:pStyle w:val="a3"/>
-              <w:rPr>
-                <w:rFonts w:ascii="맑은 고딕" w:eastAsia="맑은 고딕" w:hAnsi="맑은 고딕" w:hint="eastAsia"/>
+              <w:t xml:space="preserve">R, </w:t>
+            </w:r>
+            <w:proofErr w:type="spellStart"/>
+            <w:r>
+              <w:rPr>
+                <w:rFonts w:ascii="맑은 고딕" w:eastAsia="맑은 고딕" w:hAnsi="맑은 고딕"/>
+              </w:rPr>
+              <w:t>Rstudio</w:t>
+            </w:r>
+            <w:proofErr w:type="spellEnd"/>
+          </w:p>
+          <w:p>
+            <w:pPr>
+              <w:pStyle w:val="a3"/>
+              <w:rPr>
+                <w:rFonts w:ascii="맑은 고딕" w:eastAsia="맑은 고딕" w:hAnsi="맑은 고딕"/>
+              </w:rPr>
+            </w:pPr>
+          </w:p>
+          <w:p>
+            <w:pPr>
+              <w:pStyle w:val="a3"/>
+              <w:rPr>
+                <w:rFonts w:ascii="맑은 고딕" w:eastAsia="맑은 고딕" w:hAnsi="맑은 고딕"/>
                 <w:b/>
                 <w:bCs/>
               </w:rPr>
@@ -7854,7 +8224,21 @@
               <w:rPr>
                 <w:rFonts w:ascii="맑은 고딕" w:eastAsia="맑은 고딕" w:hAnsi="맑은 고딕" w:hint="eastAsia"/>
               </w:rPr>
-              <w:t xml:space="preserve"> 유의미한 예측 결과는 도출하지 못했으나, 데이터 전처리 및 텍스트 분석 과정에서 데이터 품질과 모델 선택의 중요성 확인</w:t>
+              <w:t xml:space="preserve"> 유의미한 예측 결과는 도출하지 못했으나, 데이터 </w:t>
+            </w:r>
+            <w:proofErr w:type="spellStart"/>
+            <w:r>
+              <w:rPr>
+                <w:rFonts w:ascii="맑은 고딕" w:eastAsia="맑은 고딕" w:hAnsi="맑은 고딕" w:hint="eastAsia"/>
+              </w:rPr>
+              <w:t>전처리</w:t>
+            </w:r>
+            <w:proofErr w:type="spellEnd"/>
+            <w:r>
+              <w:rPr>
+                <w:rFonts w:ascii="맑은 고딕" w:eastAsia="맑은 고딕" w:hAnsi="맑은 고딕" w:hint="eastAsia"/>
+              </w:rPr>
+              <w:t xml:space="preserve"> 및 텍스트 분석 과정에서 데이터 품질과 모델 선택의 중요성 확인</w:t>
             </w:r>
           </w:p>
           <w:p>
@@ -8475,7 +8859,7 @@
     <w:p>
       <w:pPr>
         <w:rPr>
-          <w:rFonts w:ascii="HY견고딕" w:eastAsia="HY견고딕" w:hAnsi="맑은 고딕" w:hint="eastAsia"/>
+          <w:rFonts w:ascii="HY견고딕" w:eastAsia="HY견고딕" w:hAnsi="맑은 고딕"/>
         </w:rPr>
       </w:pPr>
     </w:p>
@@ -8768,7 +9152,21 @@
                     <w:rPr>
                       <w:rFonts w:ascii="맑은 고딕" w:eastAsia="맑은 고딕"/>
                     </w:rPr>
-                    <w:t xml:space="preserve"> 저는 중학생 시절부터 빅데이터 사이언티스트를 꿈꾸며 데이터를 분석하고 예측하는 일에 흥미를 가졌습니다. 우연히 대학 1학년 시절, 처음으로 C언어를 접하며 프로그래밍을 발견하게 되었습니다. 여러 각도에서 문제를 분석하고 해결책을 설계하며, 결국은 제 진로에 대한 생각을 전환하게 되었습니다.</w:t>
+                    <w:t xml:space="preserve"> 저는 중학생 시절부터 빅데이터 </w:t>
+                  </w:r>
+                  <w:proofErr w:type="spellStart"/>
+                  <w:r>
+                    <w:rPr>
+                      <w:rFonts w:ascii="맑은 고딕" w:eastAsia="맑은 고딕"/>
+                    </w:rPr>
+                    <w:t>사이언티스트를</w:t>
+                  </w:r>
+                  <w:proofErr w:type="spellEnd"/>
+                  <w:r>
+                    <w:rPr>
+                      <w:rFonts w:ascii="맑은 고딕" w:eastAsia="맑은 고딕"/>
+                    </w:rPr>
+                    <w:t xml:space="preserve"> 꿈꾸며 데이터를 분석하고 예측하는 일에 흥미를 가졌습니다. 우연히 대학 1학년 시절, 처음으로 C언어를 접하며 프로그래밍을 발견하게 되었습니다. 여러 각도에서 문제를 분석하고 해결책을 설계하며, 결국은 제 진로에 대한 생각을 전환하게 되었습니다.</w:t>
                   </w:r>
                 </w:p>
                 <w:p>
@@ -8794,7 +9192,21 @@
                     <w:rPr>
                       <w:rFonts w:ascii="맑은 고딕" w:eastAsia="맑은 고딕"/>
                     </w:rPr>
-                    <w:t xml:space="preserve"> 기획, 홍보 전략, 콘텐츠 운영 등을 체계적으로 익혔습니다. 이 경험은 이후 개발 프로젝트에서 프로젝트 전체 흐름을 구조화하는 데 큰 도움이 되었습니다.</w:t>
+                    <w:t xml:space="preserve"> 기획, 홍보 전략, 콘텐츠 운영 등을 체계적으로 익혔습니다. 이 경험은 이후 개발 프로젝트에서 프로젝트 전체 흐름을 </w:t>
+                  </w:r>
+                  <w:proofErr w:type="spellStart"/>
+                  <w:r>
+                    <w:rPr>
+                      <w:rFonts w:ascii="맑은 고딕" w:eastAsia="맑은 고딕"/>
+                    </w:rPr>
+                    <w:t>구조화하는</w:t>
+                  </w:r>
+                  <w:proofErr w:type="spellEnd"/>
+                  <w:r>
+                    <w:rPr>
+                      <w:rFonts w:ascii="맑은 고딕" w:eastAsia="맑은 고딕"/>
+                    </w:rPr>
+                    <w:t xml:space="preserve"> 데 큰 도움이 되었습니다.</w:t>
                   </w:r>
                 </w:p>
                 <w:p>
@@ -9096,7 +9508,77 @@
                     <w:rPr>
                       <w:rFonts w:ascii="맑은 고딕" w:eastAsia="맑은 고딕"/>
                     </w:rPr>
-                    <w:t xml:space="preserve"> 먼저, 파이썬과 자바 기반의 AI 소프트웨어 개발 및 응용 과정을 이수하며 기초 프로그래밍과 알고리즘 역량을 쌓았고, 이후에는 클라우드, DevOps, 프론트엔드, 백엔드를 모두 아우르는 자바 풀스택 취업캠프에 참여하여 백엔드 중심의 실무 기술은 물론, 협업 기반의 팀 프로젝트 경험까지 두루 체득했습니다.</w:t>
+                    <w:t xml:space="preserve"> 먼저, </w:t>
+                  </w:r>
+                  <w:proofErr w:type="spellStart"/>
+                  <w:r>
+                    <w:rPr>
+                      <w:rFonts w:ascii="맑은 고딕" w:eastAsia="맑은 고딕"/>
+                    </w:rPr>
+                    <w:t>파이썬과</w:t>
+                  </w:r>
+                  <w:proofErr w:type="spellEnd"/>
+                  <w:r>
+                    <w:rPr>
+                      <w:rFonts w:ascii="맑은 고딕" w:eastAsia="맑은 고딕"/>
+                    </w:rPr>
+                    <w:t xml:space="preserve"> 자바 기반의 AI 소프트웨어 개발 및 응용 과정을 이수하며 기초 프로그래밍과 알고리즘 역량을 쌓았고, 이후에는 클라우드, DevOps, </w:t>
+                  </w:r>
+                  <w:proofErr w:type="spellStart"/>
+                  <w:r>
+                    <w:rPr>
+                      <w:rFonts w:ascii="맑은 고딕" w:eastAsia="맑은 고딕"/>
+                    </w:rPr>
+                    <w:t>프론트엔드</w:t>
+                  </w:r>
+                  <w:proofErr w:type="spellEnd"/>
+                  <w:r>
+                    <w:rPr>
+                      <w:rFonts w:ascii="맑은 고딕" w:eastAsia="맑은 고딕"/>
+                    </w:rPr>
+                    <w:t xml:space="preserve">, </w:t>
+                  </w:r>
+                  <w:proofErr w:type="spellStart"/>
+                  <w:r>
+                    <w:rPr>
+                      <w:rFonts w:ascii="맑은 고딕" w:eastAsia="맑은 고딕"/>
+                    </w:rPr>
+                    <w:t>백엔드를</w:t>
+                  </w:r>
+                  <w:proofErr w:type="spellEnd"/>
+                  <w:r>
+                    <w:rPr>
+                      <w:rFonts w:ascii="맑은 고딕" w:eastAsia="맑은 고딕"/>
+                    </w:rPr>
+                    <w:t xml:space="preserve"> 모두 아우르는 자바 </w:t>
+                  </w:r>
+                  <w:proofErr w:type="spellStart"/>
+                  <w:r>
+                    <w:rPr>
+                      <w:rFonts w:ascii="맑은 고딕" w:eastAsia="맑은 고딕"/>
+                    </w:rPr>
+                    <w:t>풀스택</w:t>
+                  </w:r>
+                  <w:proofErr w:type="spellEnd"/>
+                  <w:r>
+                    <w:rPr>
+                      <w:rFonts w:ascii="맑은 고딕" w:eastAsia="맑은 고딕"/>
+                    </w:rPr>
+                    <w:t xml:space="preserve"> 취업캠프에 참여하여 </w:t>
+                  </w:r>
+                  <w:proofErr w:type="spellStart"/>
+                  <w:r>
+                    <w:rPr>
+                      <w:rFonts w:ascii="맑은 고딕" w:eastAsia="맑은 고딕"/>
+                    </w:rPr>
+                    <w:t>백엔드</w:t>
+                  </w:r>
+                  <w:proofErr w:type="spellEnd"/>
+                  <w:r>
+                    <w:rPr>
+                      <w:rFonts w:ascii="맑은 고딕" w:eastAsia="맑은 고딕"/>
+                    </w:rPr>
+                    <w:t xml:space="preserve"> 중심의 실무 기술은 물론, 협업 기반의 팀 프로젝트 경험까지 두루 체득했습니다.</w:t>
                   </w:r>
                 </w:p>
                 <w:p>
@@ -9108,7 +9590,21 @@
                     <w:rPr>
                       <w:rFonts w:ascii="맑은 고딕" w:eastAsia="맑은 고딕"/>
                     </w:rPr>
-                    <w:t xml:space="preserve"> 또한 개발자의 기초 체계를 다지기 위해 정보처리기사, SQLD(SQL 개발자), ADsP(데이터 분석 준전문가), DSAC 3급(프로그래머) 등 총 4개의 자격증을 취득하며 기초 이론부터 데이터 처리, 분석, 프로그래밍까지 폭넓은 기술 기반을 탄탄하게 다져왔습니다.</w:t>
+                    <w:t xml:space="preserve"> 또한 개발자의 기초 체계를 다지기 위해 정보처리기사, SQLD(SQL 개발자), </w:t>
+                  </w:r>
+                  <w:proofErr w:type="spellStart"/>
+                  <w:r>
+                    <w:rPr>
+                      <w:rFonts w:ascii="맑은 고딕" w:eastAsia="맑은 고딕"/>
+                    </w:rPr>
+                    <w:t>ADsP</w:t>
+                  </w:r>
+                  <w:proofErr w:type="spellEnd"/>
+                  <w:r>
+                    <w:rPr>
+                      <w:rFonts w:ascii="맑은 고딕" w:eastAsia="맑은 고딕"/>
+                    </w:rPr>
+                    <w:t>(데이터 분석 준전문가), DSAC 3급(프로그래머) 등 총 4개의 자격증을 취득하며 기초 이론부터 데이터 처리, 분석, 프로그래밍까지 폭넓은 기술 기반을 탄탄하게 다져왔습니다.</w:t>
                   </w:r>
                 </w:p>
                 <w:p>
@@ -9123,7 +9619,21 @@
                     <w:rPr>
                       <w:rFonts w:ascii="맑은 고딕" w:eastAsia="맑은 고딕"/>
                     </w:rPr>
-                    <w:t xml:space="preserve"> 특히 각종 팀 프로젝트에 직접 참여하면서, 기획부터 개발, 배포까지 전 과정을 경험할 수 있었고, 제가 맡은 기술적 역할이 실제 결과물로 이어지는 흐름 속에서 팀에 기여한다는 사실은 제게 큰 성취감과 자신감을 안겨주었습니다. 이를 통해 저는 문제를 끝까지 책임지고 해결하려는 자세, 그리고 기술로서 가치를 실현하는 개발자의 관점을 키울 수 있었습니다.</w:t>
+                    <w:t xml:space="preserve"> 특히 각종 팀 프로젝트에 직접 참여하면서, 기획부터 개발, 배포까지 전 과정을 경험할 수 있었고, 제가 맡은 기술적 역할이 실제 결과물로 이어지는 흐름 속에서 팀에 기여한다는 사실은 </w:t>
+                  </w:r>
+                  <w:proofErr w:type="spellStart"/>
+                  <w:r>
+                    <w:rPr>
+                      <w:rFonts w:ascii="맑은 고딕" w:eastAsia="맑은 고딕"/>
+                    </w:rPr>
+                    <w:t>제게</w:t>
+                  </w:r>
+                  <w:proofErr w:type="spellEnd"/>
+                  <w:r>
+                    <w:rPr>
+                      <w:rFonts w:ascii="맑은 고딕" w:eastAsia="맑은 고딕"/>
+                    </w:rPr>
+                    <w:t xml:space="preserve"> 큰 성취감과 자신감을 안겨주었습니다. 이를 통해 저는 문제를 끝까지 책임지고 해결하려는 자세, 그리고 기술로서 가치를 실현하는 개발자의 관점을 키울 수 있었습니다.</w:t>
                   </w:r>
                 </w:p>
               </w:tc>
@@ -9417,7 +9927,35 @@
                     <w:rPr>
                       <w:rFonts w:ascii="맑은 고딕" w:eastAsia="맑은 고딕"/>
                     </w:rPr>
-                    <w:t xml:space="preserve"> 최근 진행한 두 프로젝트에서 두 번의 도전이 있었습니다. 공모전 참여를 위한 SWS프로젝트에서는 처음으로 AWS를 이용하여 도메인 구축을 시도하고, RDS, S3를 활용해 외부에서도 접근 가능한 환경을 구현하였습니다. 이후 진행한 기업연계 프로젝트인 BidCast에서는 WebRTC를 이용해 실시간 화면 공유 기능을 구현하였고, Jenkins와 Github Action을 연동해 CI/CD를 직접 구축하였습니다. 이를 통해 EC2 인스턴스의 자동 배포를 실현하며, 실제 서비스 운영과 유사한 경험을 할 수 있었습니다.</w:t>
+                    <w:t xml:space="preserve"> 최근 진행한 두 프로젝트에서 두 번의 도전이 있었습니다. 공모전 참여를 위한 SWS프로젝트에서는 처음으로 AWS를 이용하여 도메인 구축을 시도하고, RDS, S3를 활용해 외부에서도 접근 가능한 환경을 구현하였습니다. 이후 진행한 기업연계 프로젝트인 </w:t>
+                  </w:r>
+                  <w:proofErr w:type="spellStart"/>
+                  <w:r>
+                    <w:rPr>
+                      <w:rFonts w:ascii="맑은 고딕" w:eastAsia="맑은 고딕"/>
+                    </w:rPr>
+                    <w:t>BidCast</w:t>
+                  </w:r>
+                  <w:proofErr w:type="spellEnd"/>
+                  <w:r>
+                    <w:rPr>
+                      <w:rFonts w:ascii="맑은 고딕" w:eastAsia="맑은 고딕"/>
+                    </w:rPr>
+                    <w:t xml:space="preserve">에서는 WebRTC를 이용해 실시간 화면 공유 기능을 구현하였고, Jenkins와 </w:t>
+                  </w:r>
+                  <w:proofErr w:type="spellStart"/>
+                  <w:r>
+                    <w:rPr>
+                      <w:rFonts w:ascii="맑은 고딕" w:eastAsia="맑은 고딕"/>
+                    </w:rPr>
+                    <w:t>Github</w:t>
+                  </w:r>
+                  <w:proofErr w:type="spellEnd"/>
+                  <w:r>
+                    <w:rPr>
+                      <w:rFonts w:ascii="맑은 고딕" w:eastAsia="맑은 고딕"/>
+                    </w:rPr>
+                    <w:t xml:space="preserve"> Action을 연동해 CI/CD를 직접 구축하였습니다. 이를 통해 EC2 인스턴스의 자동 배포를 실현하며, 실제 서비스 운영과 유사한 경험을 할 수 있었습니다.</w:t>
                   </w:r>
                 </w:p>
                 <w:p>
@@ -9457,7 +9995,35 @@
                     <w:rPr>
                       <w:rFonts w:ascii="맑은 고딕" w:eastAsia="맑은 고딕"/>
                     </w:rPr>
-                    <w:t xml:space="preserve"> 개발자는 팀원과의 소통뿐 아니라, 간접적으로 사용자와도 소통해야 한다고 생각합니다. 사용자의 입장에서 어떤 점이 불편할 수 있을지를 먼저 고민하고, 이를 개선하는 방향으로 나아가야 더욱 편리하고 안전한 프로그램을 개발할 수 있다고 생각하기 때문입니다.</w:t>
+                    <w:t xml:space="preserve"> 개발자는 팀원과의 </w:t>
+                  </w:r>
+                  <w:proofErr w:type="spellStart"/>
+                  <w:r>
+                    <w:rPr>
+                      <w:rFonts w:ascii="맑은 고딕" w:eastAsia="맑은 고딕"/>
+                    </w:rPr>
+                    <w:t>소통뿐</w:t>
+                  </w:r>
+                  <w:proofErr w:type="spellEnd"/>
+                  <w:r>
+                    <w:rPr>
+                      <w:rFonts w:ascii="맑은 고딕" w:eastAsia="맑은 고딕"/>
+                    </w:rPr>
+                    <w:t xml:space="preserve"> 아니라, 간접적으로 </w:t>
+                  </w:r>
+                  <w:proofErr w:type="spellStart"/>
+                  <w:r>
+                    <w:rPr>
+                      <w:rFonts w:ascii="맑은 고딕" w:eastAsia="맑은 고딕"/>
+                    </w:rPr>
+                    <w:t>사용자와도</w:t>
+                  </w:r>
+                  <w:proofErr w:type="spellEnd"/>
+                  <w:r>
+                    <w:rPr>
+                      <w:rFonts w:ascii="맑은 고딕" w:eastAsia="맑은 고딕"/>
+                    </w:rPr>
+                    <w:t xml:space="preserve"> 소통해야 한다고 생각합니다. 사용자의 입장에서 어떤 점이 불편할 수 있을지를 먼저 고민하고, 이를 개선하는 방향으로 나아가야 더욱 편리하고 안전한 프로그램을 개발할 수 있다고 생각하기 때문입니다.</w:t>
                   </w:r>
                 </w:p>
                 <w:p>
@@ -9475,7 +10041,35 @@
                     <w:rPr>
                       <w:rFonts w:ascii="맑은 고딕" w:eastAsia="맑은 고딕"/>
                     </w:rPr>
-                    <w:t xml:space="preserve"> 저는 경매를 주제로 한 BidCast프로젝트에서 팀장 역할을 맡아 팀원들과 소통하며 프로젝트 전반을 조율했습니다, 특히, 경매화면을 개발할 때는 사용자 편의성을 고려해 입찰 진행시 UI개선, 경매단위 변경, 최고입찰자 변경기능 등을 구현하여 보다 직관적이고 사용자 친화적인 프로젝트를 구현하고자 노력했습니다.</w:t>
+                    <w:t xml:space="preserve"> 저는 경매를 주제로 한 </w:t>
+                  </w:r>
+                  <w:proofErr w:type="spellStart"/>
+                  <w:r>
+                    <w:rPr>
+                      <w:rFonts w:ascii="맑은 고딕" w:eastAsia="맑은 고딕"/>
+                    </w:rPr>
+                    <w:t>BidCast</w:t>
+                  </w:r>
+                  <w:proofErr w:type="spellEnd"/>
+                  <w:r>
+                    <w:rPr>
+                      <w:rFonts w:ascii="맑은 고딕" w:eastAsia="맑은 고딕"/>
+                    </w:rPr>
+                    <w:t xml:space="preserve">프로젝트에서 팀장 역할을 맡아 팀원들과 소통하며 프로젝트 전반을 조율했습니다, 특히, 경매화면을 개발할 때는 사용자 편의성을 고려해 입찰 </w:t>
+                  </w:r>
+                  <w:proofErr w:type="spellStart"/>
+                  <w:r>
+                    <w:rPr>
+                      <w:rFonts w:ascii="맑은 고딕" w:eastAsia="맑은 고딕"/>
+                    </w:rPr>
+                    <w:t>진행시</w:t>
+                  </w:r>
+                  <w:proofErr w:type="spellEnd"/>
+                  <w:r>
+                    <w:rPr>
+                      <w:rFonts w:ascii="맑은 고딕" w:eastAsia="맑은 고딕"/>
+                    </w:rPr>
+                    <w:t xml:space="preserve"> UI개선, 경매단위 변경, 최고입찰자 변경기능 등을 구현하여 보다 직관적이고 사용자 친화적인 프로젝트를 구현하고자 노력했습니다.</w:t>
                   </w:r>
                 </w:p>
                 <w:p>
@@ -9669,7 +10263,21 @@
                     <w:rPr>
                       <w:rFonts w:ascii="맑은 고딕" w:eastAsia="맑은 고딕"/>
                     </w:rPr>
-                    <w:t xml:space="preserve"> 이러한 고민과 구현 과정을 통해 단순한 기능 개발을 넘어, '누구를 위한 기능인가'를 끊임없이 고민하며 개발하는 자세를 갖추게 되었습니다. 이처럼 실무에 가까운 프로젝트 경험과 사용자 중심 사고를 바탕으로, 디지털 서비스 고도화와 시스템 안정성 강화에 기여하고 싶습니다.</w:t>
+                    <w:t xml:space="preserve"> 이러한 고민과 구현 과정을 통해 단순한 기능 개발을 넘어, '누구를 위한 기능인가'</w:t>
+                  </w:r>
+                  <w:proofErr w:type="spellStart"/>
+                  <w:r>
+                    <w:rPr>
+                      <w:rFonts w:ascii="맑은 고딕" w:eastAsia="맑은 고딕"/>
+                    </w:rPr>
+                    <w:t>를</w:t>
+                  </w:r>
+                  <w:proofErr w:type="spellEnd"/>
+                  <w:r>
+                    <w:rPr>
+                      <w:rFonts w:ascii="맑은 고딕" w:eastAsia="맑은 고딕"/>
+                    </w:rPr>
+                    <w:t xml:space="preserve"> 끊임없이 고민하며 개발하는 자세를 갖추게 되었습니다. 이처럼 실무에 가까운 프로젝트 경험과 사용자 중심 사고를 바탕으로, 디지털 서비스 고도화와 시스템 안정성 강화에 기여하고 싶습니다.</w:t>
                   </w:r>
                 </w:p>
               </w:tc>
@@ -11092,6 +11700,28 @@
       <w:ind w:leftChars="400" w:left="800"/>
     </w:pPr>
   </w:style>
+  <w:style w:type="character" w:styleId="ab">
+    <w:name w:val="Hyperlink"/>
+    <w:uiPriority w:val="99"/>
+    <w:unhideWhenUsed/>
+    <w:locked/>
+    <w:rsid w:val="00DF60AC"/>
+    <w:rPr>
+      <w:color w:val="0000FF"/>
+      <w:u w:val="single"/>
+    </w:rPr>
+  </w:style>
+  <w:style w:type="character" w:styleId="ac">
+    <w:name w:val="Unresolved Mention"/>
+    <w:uiPriority w:val="99"/>
+    <w:semiHidden/>
+    <w:unhideWhenUsed/>
+    <w:rsid w:val="00DF60AC"/>
+    <w:rPr>
+      <w:color w:val="605E5C"/>
+      <w:shd w:val="clear" w:color="auto" w:fill="E1DFDD"/>
+    </w:rPr>
+  </w:style>
 </w:styles>
 </file>
 

--- a/이력서.docx
+++ b/이력서.docx
@@ -332,7 +332,7 @@
                   <o:lock v:ext="edit" aspectratio="t"/>
                 </v:shapetype>
                 <v:shape id="shape1025" o:spid="_x0000_i1025" type="#_x0000_t75" style="width:68.25pt;height:84.75pt;visibility:visible;mso-wrap-style:square">
-                  <v:imagedata r:id="rId5" o:title=""/>
+                  <v:imagedata r:id="rId7" o:title=""/>
                 </v:shape>
               </w:pict>
             </w:r>
@@ -1076,7 +1076,7 @@
                 <w:rFonts w:ascii="맑은 고딕" w:eastAsia="맑은 고딕" w:hAnsi="맑은 고딕"/>
               </w:rPr>
             </w:pPr>
-            <w:hyperlink r:id="rId6" w:history="1">
+            <w:hyperlink r:id="rId8" w:history="1">
               <w:r>
                 <w:rPr>
                   <w:rStyle w:val="ab"/>
@@ -1513,6 +1513,12 @@
                 <w:rFonts w:ascii="맑은 고딕" w:eastAsia="맑은 고딕" w:hAnsi="맑은 고딕"/>
               </w:rPr>
             </w:pPr>
+            <w:r>
+              <w:rPr>
+                <w:rFonts w:ascii="맑은 고딕" w:eastAsia="맑은 고딕" w:hAnsi="맑은 고딕" w:hint="eastAsia"/>
+              </w:rPr>
+              <w:t xml:space="preserve"> </w:t>
+            </w:r>
             <w:r>
               <w:rPr>
                 <w:rFonts w:ascii="맑은 고딕" w:eastAsia="맑은 고딕" w:hAnsi="맑은 고딕" w:hint="eastAsia"/>
@@ -4952,11 +4958,12 @@
               </w:rPr>
               <w:t xml:space="preserve">홈페이지 - </w:t>
             </w:r>
-            <w:hyperlink r:id="rId7" w:history="1">
+            <w:hyperlink r:id="rId9" w:history="1">
               <w:r>
                 <w:rPr>
                   <w:rStyle w:val="15"/>
                   <w:rFonts w:ascii="맑은 고딕" w:eastAsia="맑은 고딕" w:hAnsi="맑은 고딕"/>
+                  <w:strike/>
                 </w:rPr>
                 <w:t>bidcast.kro.kr</w:t>
               </w:r>
@@ -4983,7 +4990,7 @@
               </w:rPr>
               <w:t xml:space="preserve">    - </w:t>
             </w:r>
-            <w:hyperlink r:id="rId8" w:history="1">
+            <w:hyperlink r:id="rId10" w:history="1">
               <w:r>
                 <w:rPr>
                   <w:rStyle w:val="15"/>
@@ -6632,7 +6639,7 @@
               </w:rPr>
               <w:t xml:space="preserve"> </w:t>
             </w:r>
-            <w:hyperlink r:id="rId9" w:history="1">
+            <w:hyperlink r:id="rId11" w:history="1">
               <w:r>
                 <w:rPr>
                   <w:rStyle w:val="16"/>
@@ -6648,7 +6655,7 @@
               </w:rPr>
               <w:t xml:space="preserve">  / 기사 : </w:t>
             </w:r>
-            <w:hyperlink r:id="rId10" w:history="1">
+            <w:hyperlink r:id="rId12" w:history="1">
               <w:r>
                 <w:rPr>
                   <w:rStyle w:val="15"/>
@@ -6680,7 +6687,7 @@
               </w:rPr>
               <w:t xml:space="preserve">    -  </w:t>
             </w:r>
-            <w:hyperlink r:id="rId11" w:history="1">
+            <w:hyperlink r:id="rId13" w:history="1">
               <w:r>
                 <w:rPr>
                   <w:rStyle w:val="15"/>
@@ -10880,6 +10887,56 @@
     </w:sectPr>
   </w:body>
 </w:document>
+</file>
+
+<file path=word/endnotes.xml><?xml version="1.0" encoding="utf-8"?>
+<w:endnotes xmlns:wpc="http://schemas.microsoft.com/office/word/2010/wordprocessingCanvas" xmlns:cx="http://schemas.microsoft.com/office/drawing/2014/chartex" xmlns:cx1="http://schemas.microsoft.com/office/drawing/2015/9/8/chartex" xmlns:cx2="http://schemas.microsoft.com/office/drawing/2015/10/21/chartex" xmlns:cx3="http://schemas.microsoft.com/office/drawing/2016/5/9/chartex" xmlns:cx4="http://schemas.microsoft.com/office/drawing/2016/5/10/chartex" xmlns:cx5="http://schemas.microsoft.com/office/drawing/2016/5/11/chartex" xmlns:cx6="http://schemas.microsoft.com/office/drawing/2016/5/12/chartex" xmlns:cx7="http://schemas.microsoft.com/office/drawing/2016/5/13/chartex" xmlns:cx8="http://schemas.microsoft.com/office/drawing/2016/5/14/chartex" xmlns:mc="http://schemas.openxmlformats.org/markup-compatibility/2006" xmlns:aink="http://schemas.microsoft.com/office/drawing/2016/ink" xmlns:am3d="http://schemas.microsoft.com/office/drawing/2017/model3d" xmlns:o="urn:schemas-microsoft-com:office:office" xmlns:oel="http://schemas.microsoft.com/office/2019/extlst" xmlns:r="http://schemas.openxmlformats.org/officeDocument/2006/relationships" xmlns:m="http://schemas.openxmlformats.org/officeDocument/2006/math" xmlns:v="urn:schemas-microsoft-com:vml" xmlns:wp14="http://schemas.microsoft.com/office/word/2010/wordprocessingDrawing" xmlns:wp="http://schemas.openxmlformats.org/drawingml/2006/wordprocessingDrawing" xmlns:w10="urn:schemas-microsoft-com:office:word" xmlns:w="http://schemas.openxmlformats.org/wordprocessingml/2006/main" xmlns:w14="http://schemas.microsoft.com/office/word/2010/wordml" xmlns:w15="http://schemas.microsoft.com/office/word/2012/wordml" xmlns:w16cex="http://schemas.microsoft.com/office/word/2018/wordml/cex" xmlns:w16cid="http://schemas.microsoft.com/office/word/2016/wordml/cid" xmlns:w16="http://schemas.microsoft.com/office/word/2018/wordml" xmlns:w16sdtdh="http://schemas.microsoft.com/office/word/2020/wordml/sdtdatahash" xmlns:w16se="http://schemas.microsoft.com/office/word/2015/wordml/symex" xmlns:wpg="http://schemas.microsoft.com/office/word/2010/wordprocessingGroup" xmlns:wpi="http://schemas.microsoft.com/office/word/2010/wordprocessingInk" xmlns:wne="http://schemas.microsoft.com/office/word/2006/wordml" xmlns:wps="http://schemas.microsoft.com/office/word/2010/wordprocessingShape" mc:Ignorable="w14 w15 w16se w16cid w16 w16cex w16sdtdh wp14">
+  <w:endnote w:type="separator" w:id="-1">
+    <w:p>
+      <w:pPr>
+        <w:spacing w:line="240" w:lineRule="auto"/>
+      </w:pPr>
+      <w:r>
+        <w:separator/>
+      </w:r>
+    </w:p>
+  </w:endnote>
+  <w:endnote w:type="continuationSeparator" w:id="0">
+    <w:p>
+      <w:pPr>
+        <w:spacing w:line="240" w:lineRule="auto"/>
+      </w:pPr>
+      <w:r>
+        <w:continuationSeparator/>
+      </w:r>
+    </w:p>
+  </w:endnote>
+</w:endnotes>
+</file>
+
+<file path=word/footnotes.xml><?xml version="1.0" encoding="utf-8"?>
+<w:footnotes xmlns:wpc="http://schemas.microsoft.com/office/word/2010/wordprocessingCanvas" xmlns:cx="http://schemas.microsoft.com/office/drawing/2014/chartex" xmlns:cx1="http://schemas.microsoft.com/office/drawing/2015/9/8/chartex" xmlns:cx2="http://schemas.microsoft.com/office/drawing/2015/10/21/chartex" xmlns:cx3="http://schemas.microsoft.com/office/drawing/2016/5/9/chartex" xmlns:cx4="http://schemas.microsoft.com/office/drawing/2016/5/10/chartex" xmlns:cx5="http://schemas.microsoft.com/office/drawing/2016/5/11/chartex" xmlns:cx6="http://schemas.microsoft.com/office/drawing/2016/5/12/chartex" xmlns:cx7="http://schemas.microsoft.com/office/drawing/2016/5/13/chartex" xmlns:cx8="http://schemas.microsoft.com/office/drawing/2016/5/14/chartex" xmlns:mc="http://schemas.openxmlformats.org/markup-compatibility/2006" xmlns:aink="http://schemas.microsoft.com/office/drawing/2016/ink" xmlns:am3d="http://schemas.microsoft.com/office/drawing/2017/model3d" xmlns:o="urn:schemas-microsoft-com:office:office" xmlns:oel="http://schemas.microsoft.com/office/2019/extlst" xmlns:r="http://schemas.openxmlformats.org/officeDocument/2006/relationships" xmlns:m="http://schemas.openxmlformats.org/officeDocument/2006/math" xmlns:v="urn:schemas-microsoft-com:vml" xmlns:wp14="http://schemas.microsoft.com/office/word/2010/wordprocessingDrawing" xmlns:wp="http://schemas.openxmlformats.org/drawingml/2006/wordprocessingDrawing" xmlns:w10="urn:schemas-microsoft-com:office:word" xmlns:w="http://schemas.openxmlformats.org/wordprocessingml/2006/main" xmlns:w14="http://schemas.microsoft.com/office/word/2010/wordml" xmlns:w15="http://schemas.microsoft.com/office/word/2012/wordml" xmlns:w16cex="http://schemas.microsoft.com/office/word/2018/wordml/cex" xmlns:w16cid="http://schemas.microsoft.com/office/word/2016/wordml/cid" xmlns:w16="http://schemas.microsoft.com/office/word/2018/wordml" xmlns:w16sdtdh="http://schemas.microsoft.com/office/word/2020/wordml/sdtdatahash" xmlns:w16se="http://schemas.microsoft.com/office/word/2015/wordml/symex" xmlns:wpg="http://schemas.microsoft.com/office/word/2010/wordprocessingGroup" xmlns:wpi="http://schemas.microsoft.com/office/word/2010/wordprocessingInk" xmlns:wne="http://schemas.microsoft.com/office/word/2006/wordml" xmlns:wps="http://schemas.microsoft.com/office/word/2010/wordprocessingShape" mc:Ignorable="w14 w15 w16se w16cid w16 w16cex w16sdtdh wp14">
+  <w:footnote w:type="separator" w:id="-1">
+    <w:p>
+      <w:pPr>
+        <w:spacing w:line="240" w:lineRule="auto"/>
+      </w:pPr>
+      <w:r>
+        <w:separator/>
+      </w:r>
+    </w:p>
+  </w:footnote>
+  <w:footnote w:type="continuationSeparator" w:id="0">
+    <w:p>
+      <w:pPr>
+        <w:spacing w:line="240" w:lineRule="auto"/>
+      </w:pPr>
+      <w:r>
+        <w:continuationSeparator/>
+      </w:r>
+    </w:p>
+  </w:footnote>
+</w:footnotes>
 </file>
 
 <file path=word/numbering.xml><?xml version="1.0" encoding="utf-8"?>
@@ -11312,6 +11369,7 @@
   <w:style w:type="character" w:default="1" w:styleId="a0">
     <w:name w:val="Default Paragraph Font"/>
     <w:uiPriority w:val="1"/>
+    <w:semiHidden/>
     <w:unhideWhenUsed/>
   </w:style>
   <w:style w:type="table" w:default="1" w:styleId="a1">
@@ -11722,6 +11780,56 @@
       <w:shd w:val="clear" w:color="auto" w:fill="E1DFDD"/>
     </w:rPr>
   </w:style>
+  <w:style w:type="paragraph" w:styleId="ad">
+    <w:name w:val="header"/>
+    <w:basedOn w:val="a"/>
+    <w:link w:val="Char10"/>
+    <w:uiPriority w:val="99"/>
+    <w:unhideWhenUsed/>
+    <w:locked/>
+    <w:rsid w:val="008A2A45"/>
+    <w:pPr>
+      <w:tabs>
+        <w:tab w:val="center" w:pos="4513"/>
+        <w:tab w:val="right" w:pos="9026"/>
+      </w:tabs>
+      <w:snapToGrid w:val="0"/>
+    </w:pPr>
+  </w:style>
+  <w:style w:type="character" w:customStyle="1" w:styleId="Char10">
+    <w:name w:val="머리글 Char1"/>
+    <w:link w:val="ad"/>
+    <w:uiPriority w:val="99"/>
+    <w:rsid w:val="008A2A45"/>
+    <w:rPr>
+      <w:color w:val="000000"/>
+    </w:rPr>
+  </w:style>
+  <w:style w:type="paragraph" w:styleId="ae">
+    <w:name w:val="footer"/>
+    <w:basedOn w:val="a"/>
+    <w:link w:val="Char11"/>
+    <w:uiPriority w:val="99"/>
+    <w:unhideWhenUsed/>
+    <w:locked/>
+    <w:rsid w:val="008A2A45"/>
+    <w:pPr>
+      <w:tabs>
+        <w:tab w:val="center" w:pos="4513"/>
+        <w:tab w:val="right" w:pos="9026"/>
+      </w:tabs>
+      <w:snapToGrid w:val="0"/>
+    </w:pPr>
+  </w:style>
+  <w:style w:type="character" w:customStyle="1" w:styleId="Char11">
+    <w:name w:val="바닥글 Char1"/>
+    <w:link w:val="ae"/>
+    <w:uiPriority w:val="99"/>
+    <w:rsid w:val="008A2A45"/>
+    <w:rPr>
+      <w:color w:val="000000"/>
+    </w:rPr>
+  </w:style>
 </w:styles>
 </file>
 
